--- a/MIS360 --Artefacts 3&4_ERD & BPMN.docx
+++ b/MIS360 --Artefacts 3&4_ERD & BPMN.docx
@@ -4359,7 +4359,11 @@
               <w:right w:w="160" w:type="dxa"/>
             </w:tcMar>
           </w:tcPr>
-          <w:p/>
+          <w:p>
+            <w:r>
+              <w:t>Posting a free-item system that clubs/professors/orgs and making location/item more discoverable to students</w:t>
+            </w:r>
+          </w:p>
         </w:tc>
       </w:tr>
       <w:tr>
@@ -4410,7 +4414,11 @@
               <w:right w:w="160" w:type="dxa"/>
             </w:tcMar>
           </w:tcPr>
-          <w:p/>
+          <w:p>
+            <w:r>
+              <w:t>Student Org Rep (Poster) Secondary: Student, system admin</w:t>
+            </w:r>
+          </w:p>
         </w:tc>
       </w:tr>
       <w:tr>
@@ -4461,7 +4469,19 @@
               <w:right w:w="160" w:type="dxa"/>
             </w:tcMar>
           </w:tcPr>
-          <w:p/>
+          <w:p>
+            <w:r>
+              <w:t xml:space="preserve">This is the supply part loop of the system. Without it, there </w:t>
+            </w:r>
+            <w:proofErr w:type="gramStart"/>
+            <w:r>
+              <w:t>is</w:t>
+            </w:r>
+            <w:proofErr w:type="gramEnd"/>
+            <w:r>
+              <w:t xml:space="preserve"> no free items to discover, no data or notifications to track/send. Everything feeds off this process</w:t>
+            </w:r>
+          </w:p>
         </w:tc>
       </w:tr>
       <w:tr>
@@ -4512,7 +4532,75 @@
               <w:right w:w="160" w:type="dxa"/>
             </w:tcMar>
           </w:tcPr>
-          <w:p/>
+          <w:p>
+            <w:pPr>
+              <w:pStyle w:val="ListParagraph"/>
+              <w:numPr>
+                <w:ilvl w:val="0"/>
+                <w:numId w:val="2"/>
+              </w:numPr>
+            </w:pPr>
+            <w:r>
+              <w:t xml:space="preserve">Announcements are scattered across various </w:t>
+            </w:r>
+            <w:proofErr w:type="gramStart"/>
+            <w:r>
+              <w:t>platform</w:t>
+            </w:r>
+            <w:proofErr w:type="gramEnd"/>
+            <w:r>
+              <w:t xml:space="preserve"> (e.g. snapchat, Instagram, TikTok, flyers)</w:t>
+            </w:r>
+          </w:p>
+          <w:p>
+            <w:pPr>
+              <w:pStyle w:val="ListParagraph"/>
+              <w:numPr>
+                <w:ilvl w:val="0"/>
+                <w:numId w:val="2"/>
+              </w:numPr>
+            </w:pPr>
+            <w:r>
+              <w:t>No verification: Students can’t tell what is real or fake</w:t>
+            </w:r>
+          </w:p>
+          <w:p>
+            <w:pPr>
+              <w:pStyle w:val="ListParagraph"/>
+              <w:numPr>
+                <w:ilvl w:val="0"/>
+                <w:numId w:val="2"/>
+              </w:numPr>
+            </w:pPr>
+            <w:r>
+              <w:t>Posts go stale: Flyers stay up even after items are gone</w:t>
+            </w:r>
+          </w:p>
+          <w:p>
+            <w:pPr>
+              <w:pStyle w:val="ListParagraph"/>
+              <w:numPr>
+                <w:ilvl w:val="0"/>
+                <w:numId w:val="2"/>
+              </w:numPr>
+            </w:pPr>
+            <w:r>
+              <w:t>Reach is limited to those who see a flyer or view a specific account</w:t>
+            </w:r>
+          </w:p>
+          <w:p>
+            <w:pPr>
+              <w:pStyle w:val="ListParagraph"/>
+              <w:numPr>
+                <w:ilvl w:val="0"/>
+                <w:numId w:val="2"/>
+              </w:numPr>
+            </w:pPr>
+            <w:r>
+              <w:lastRenderedPageBreak/>
+              <w:t>No way to measure who saw or claimed items, tracking supply/demand</w:t>
+            </w:r>
+          </w:p>
         </w:tc>
       </w:tr>
     </w:tbl>
@@ -4589,7 +4677,7 @@
         <w:tblLook w:val="04A0" w:firstRow="1" w:lastRow="0" w:firstColumn="1" w:lastColumn="0" w:noHBand="0" w:noVBand="1"/>
       </w:tblPr>
       <w:tblGrid>
-        <w:gridCol w:w="9360"/>
+        <w:gridCol w:w="9736"/>
       </w:tblGrid>
       <w:tr>
         <w:tc>
@@ -4614,48 +4702,64 @@
               <w:spacing w:after="60"/>
               <w:jc w:val="center"/>
             </w:pPr>
-            <w:proofErr w:type="gramStart"/>
-            <w:r>
-              <w:rPr>
-                <w:b/>
-                <w:bCs/>
-                <w:color w:val="666666"/>
-              </w:rPr>
-              <w:lastRenderedPageBreak/>
-              <w:t>[ Insert</w:t>
-            </w:r>
-            <w:proofErr w:type="gramEnd"/>
-            <w:r>
-              <w:rPr>
-                <w:b/>
-                <w:bCs/>
-                <w:color w:val="666666"/>
-              </w:rPr>
-              <w:t xml:space="preserve"> as-is BPMN diagram </w:t>
-            </w:r>
-            <w:proofErr w:type="gramStart"/>
-            <w:r>
-              <w:rPr>
-                <w:b/>
-                <w:bCs/>
-                <w:color w:val="666666"/>
-              </w:rPr>
-              <w:t>here ]</w:t>
-            </w:r>
-            <w:proofErr w:type="gramEnd"/>
+            <w:r>
+              <w:rPr>
+                <w:noProof/>
+              </w:rPr>
+              <w:drawing>
+                <wp:inline distT="0" distB="0" distL="0" distR="0" wp14:anchorId="5CF56E68" wp14:editId="27B451F6">
+                  <wp:extent cx="5928360" cy="2042160"/>
+                  <wp:effectExtent l="0" t="0" r="0" b="0"/>
+                  <wp:docPr id="535519108" name="Picture 1"/>
+                  <wp:cNvGraphicFramePr>
+                    <a:graphicFrameLocks xmlns:a="http://schemas.openxmlformats.org/drawingml/2006/main" noChangeAspect="1"/>
+                  </wp:cNvGraphicFramePr>
+                  <a:graphic xmlns:a="http://schemas.openxmlformats.org/drawingml/2006/main">
+                    <a:graphicData uri="http://schemas.openxmlformats.org/drawingml/2006/picture">
+                      <pic:pic xmlns:pic="http://schemas.openxmlformats.org/drawingml/2006/picture">
+                        <pic:nvPicPr>
+                          <pic:cNvPr id="0" name="Picture 1"/>
+                          <pic:cNvPicPr>
+                            <a:picLocks noChangeAspect="1" noChangeArrowheads="1"/>
+                          </pic:cNvPicPr>
+                        </pic:nvPicPr>
+                        <pic:blipFill>
+                          <a:blip r:embed="rId7" cstate="print">
+                            <a:extLst>
+                              <a:ext uri="{28A0092B-C50C-407E-A947-70E740481C1C}">
+                                <a14:useLocalDpi xmlns:a14="http://schemas.microsoft.com/office/drawing/2010/main" val="0"/>
+                              </a:ext>
+                            </a:extLst>
+                          </a:blip>
+                          <a:srcRect/>
+                          <a:stretch>
+                            <a:fillRect/>
+                          </a:stretch>
+                        </pic:blipFill>
+                        <pic:spPr bwMode="auto">
+                          <a:xfrm>
+                            <a:off x="0" y="0"/>
+                            <a:ext cx="5928360" cy="2042160"/>
+                          </a:xfrm>
+                          <a:prstGeom prst="rect">
+                            <a:avLst/>
+                          </a:prstGeom>
+                          <a:noFill/>
+                          <a:ln>
+                            <a:noFill/>
+                          </a:ln>
+                        </pic:spPr>
+                      </pic:pic>
+                    </a:graphicData>
+                  </a:graphic>
+                </wp:inline>
+              </w:drawing>
+            </w:r>
           </w:p>
           <w:p>
             <w:pPr>
               <w:jc w:val="center"/>
             </w:pPr>
-            <w:r>
-              <w:rPr>
-                <w:color w:val="666666"/>
-                <w:sz w:val="18"/>
-                <w:szCs w:val="18"/>
-              </w:rPr>
-              <w:t>Each task must show VA / BVA / NVA label. Actors in correct lanes. At least one gateway.</w:t>
-            </w:r>
           </w:p>
         </w:tc>
       </w:tr>
@@ -4831,7 +4935,11 @@
               <w:right w:w="160" w:type="dxa"/>
             </w:tcMar>
           </w:tcPr>
-          <w:p/>
+          <w:p>
+            <w:r>
+              <w:t>Decides to give away free items</w:t>
+            </w:r>
+          </w:p>
         </w:tc>
         <w:tc>
           <w:tcPr>
@@ -4850,7 +4958,11 @@
               <w:right w:w="160" w:type="dxa"/>
             </w:tcMar>
           </w:tcPr>
-          <w:p/>
+          <w:p>
+            <w:r>
+              <w:t>Org Rep</w:t>
+            </w:r>
+          </w:p>
         </w:tc>
         <w:tc>
           <w:tcPr>
@@ -4873,6 +4985,9 @@
             <w:pPr>
               <w:jc w:val="center"/>
             </w:pPr>
+            <w:r>
+              <w:t>VA</w:t>
+            </w:r>
           </w:p>
         </w:tc>
         <w:tc>
@@ -4892,7 +5007,11 @@
               <w:right w:w="160" w:type="dxa"/>
             </w:tcMar>
           </w:tcPr>
-          <w:p/>
+          <w:p>
+            <w:r>
+              <w:t>Org choosing to give items is the act that starts the process</w:t>
+            </w:r>
+          </w:p>
         </w:tc>
       </w:tr>
       <w:tr>
@@ -4913,7 +5032,11 @@
               <w:right w:w="160" w:type="dxa"/>
             </w:tcMar>
           </w:tcPr>
-          <w:p/>
+          <w:p>
+            <w:r>
+              <w:t>Create flyer or post</w:t>
+            </w:r>
+          </w:p>
         </w:tc>
         <w:tc>
           <w:tcPr>
@@ -4932,7 +5055,11 @@
               <w:right w:w="160" w:type="dxa"/>
             </w:tcMar>
           </w:tcPr>
-          <w:p/>
+          <w:p>
+            <w:r>
+              <w:t>Org Rep</w:t>
+            </w:r>
+          </w:p>
         </w:tc>
         <w:tc>
           <w:tcPr>
@@ -4955,6 +5082,9 @@
             <w:pPr>
               <w:jc w:val="center"/>
             </w:pPr>
+            <w:r>
+              <w:t>VA</w:t>
+            </w:r>
           </w:p>
         </w:tc>
         <w:tc>
@@ -4974,7 +5104,11 @@
               <w:right w:w="160" w:type="dxa"/>
             </w:tcMar>
           </w:tcPr>
-          <w:p/>
+          <w:p>
+            <w:r>
+              <w:t>Making the announcement is the creative work it wants to do</w:t>
+            </w:r>
+          </w:p>
         </w:tc>
       </w:tr>
       <w:tr>
@@ -4995,7 +5129,11 @@
               <w:right w:w="160" w:type="dxa"/>
             </w:tcMar>
           </w:tcPr>
-          <w:p/>
+          <w:p>
+            <w:r>
+              <w:t>Post to social media and put up flyers</w:t>
+            </w:r>
+          </w:p>
         </w:tc>
         <w:tc>
           <w:tcPr>
@@ -5014,7 +5152,11 @@
               <w:right w:w="160" w:type="dxa"/>
             </w:tcMar>
           </w:tcPr>
-          <w:p/>
+          <w:p>
+            <w:r>
+              <w:t>Org Rep</w:t>
+            </w:r>
+          </w:p>
         </w:tc>
         <w:tc>
           <w:tcPr>
@@ -5037,6 +5179,9 @@
             <w:pPr>
               <w:jc w:val="center"/>
             </w:pPr>
+            <w:r>
+              <w:t>NVA</w:t>
+            </w:r>
           </w:p>
         </w:tc>
         <w:tc>
@@ -5056,7 +5201,11 @@
               <w:right w:w="160" w:type="dxa"/>
             </w:tcMar>
           </w:tcPr>
-          <w:p/>
+          <w:p>
+            <w:r>
+              <w:t>Duplicate effort across the platforms, all the same info</w:t>
+            </w:r>
+          </w:p>
         </w:tc>
       </w:tr>
       <w:tr>
@@ -5077,7 +5226,12 @@
               <w:right w:w="160" w:type="dxa"/>
             </w:tcMar>
           </w:tcPr>
-          <w:p/>
+          <w:p>
+            <w:r>
+              <w:lastRenderedPageBreak/>
+              <w:t>Distribute flyers on campus</w:t>
+            </w:r>
+          </w:p>
         </w:tc>
         <w:tc>
           <w:tcPr>
@@ -5096,7 +5250,11 @@
               <w:right w:w="160" w:type="dxa"/>
             </w:tcMar>
           </w:tcPr>
-          <w:p/>
+          <w:p>
+            <w:r>
+              <w:t>Org Rep</w:t>
+            </w:r>
+          </w:p>
         </w:tc>
         <w:tc>
           <w:tcPr>
@@ -5119,6 +5277,9 @@
             <w:pPr>
               <w:jc w:val="center"/>
             </w:pPr>
+            <w:r>
+              <w:t>NVA</w:t>
+            </w:r>
           </w:p>
         </w:tc>
         <w:tc>
@@ -5138,7 +5299,11 @@
               <w:right w:w="160" w:type="dxa"/>
             </w:tcMar>
           </w:tcPr>
-          <w:p/>
+          <w:p>
+            <w:r>
+              <w:t xml:space="preserve">Manuel Labor with not much reach, Time and is not visible to most </w:t>
+            </w:r>
+          </w:p>
         </w:tc>
       </w:tr>
       <w:tr>
@@ -5159,7 +5324,11 @@
               <w:right w:w="160" w:type="dxa"/>
             </w:tcMar>
           </w:tcPr>
-          <w:p/>
+          <w:p>
+            <w:r>
+              <w:t>Set up location</w:t>
+            </w:r>
+          </w:p>
         </w:tc>
         <w:tc>
           <w:tcPr>
@@ -5178,7 +5347,11 @@
               <w:right w:w="160" w:type="dxa"/>
             </w:tcMar>
           </w:tcPr>
-          <w:p/>
+          <w:p>
+            <w:r>
+              <w:t>Org Rep</w:t>
+            </w:r>
+          </w:p>
         </w:tc>
         <w:tc>
           <w:tcPr>
@@ -5201,6 +5374,9 @@
             <w:pPr>
               <w:jc w:val="center"/>
             </w:pPr>
+            <w:r>
+              <w:t>VA</w:t>
+            </w:r>
           </w:p>
         </w:tc>
         <w:tc>
@@ -5220,7 +5396,11 @@
               <w:right w:w="160" w:type="dxa"/>
             </w:tcMar>
           </w:tcPr>
-          <w:p/>
+          <w:p>
+            <w:r>
+              <w:t>The actual giveaway, where the moment of value exchange is</w:t>
+            </w:r>
+          </w:p>
         </w:tc>
       </w:tr>
       <w:tr>
@@ -5241,7 +5421,11 @@
               <w:right w:w="160" w:type="dxa"/>
             </w:tcMar>
           </w:tcPr>
-          <w:p/>
+          <w:p>
+            <w:r>
+              <w:t>Notice flyer or social post</w:t>
+            </w:r>
+          </w:p>
         </w:tc>
         <w:tc>
           <w:tcPr>
@@ -5260,7 +5444,11 @@
               <w:right w:w="160" w:type="dxa"/>
             </w:tcMar>
           </w:tcPr>
-          <w:p/>
+          <w:p>
+            <w:r>
+              <w:t>Student</w:t>
+            </w:r>
+          </w:p>
         </w:tc>
         <w:tc>
           <w:tcPr>
@@ -5283,6 +5471,9 @@
             <w:pPr>
               <w:jc w:val="center"/>
             </w:pPr>
+            <w:r>
+              <w:t>BVA</w:t>
+            </w:r>
           </w:p>
         </w:tc>
         <w:tc>
@@ -5302,7 +5493,11 @@
               <w:right w:w="160" w:type="dxa"/>
             </w:tcMar>
           </w:tcPr>
-          <w:p/>
+          <w:p>
+            <w:r>
+              <w:t>Discovery is necessary, almost luck based, some never find out</w:t>
+            </w:r>
+          </w:p>
         </w:tc>
       </w:tr>
       <w:tr>
@@ -5323,7 +5518,11 @@
               <w:right w:w="160" w:type="dxa"/>
             </w:tcMar>
           </w:tcPr>
-          <w:p/>
+          <w:p>
+            <w:r>
+              <w:t>Wonder if the items are still there</w:t>
+            </w:r>
+          </w:p>
         </w:tc>
         <w:tc>
           <w:tcPr>
@@ -5342,7 +5541,11 @@
               <w:right w:w="160" w:type="dxa"/>
             </w:tcMar>
           </w:tcPr>
-          <w:p/>
+          <w:p>
+            <w:r>
+              <w:t>Student</w:t>
+            </w:r>
+          </w:p>
         </w:tc>
         <w:tc>
           <w:tcPr>
@@ -5365,6 +5568,9 @@
             <w:pPr>
               <w:jc w:val="center"/>
             </w:pPr>
+            <w:r>
+              <w:t>NVA</w:t>
+            </w:r>
           </w:p>
         </w:tc>
         <w:tc>
@@ -5384,7 +5590,11 @@
               <w:right w:w="160" w:type="dxa"/>
             </w:tcMar>
           </w:tcPr>
-          <w:p/>
+          <w:p>
+            <w:r>
+              <w:t xml:space="preserve">Pure waste caused by lack of real time information. </w:t>
+            </w:r>
+          </w:p>
         </w:tc>
       </w:tr>
       <w:tr>
@@ -5405,7 +5615,11 @@
               <w:right w:w="160" w:type="dxa"/>
             </w:tcMar>
           </w:tcPr>
-          <w:p/>
+          <w:p>
+            <w:r>
+              <w:t>Walk to location</w:t>
+            </w:r>
+          </w:p>
         </w:tc>
         <w:tc>
           <w:tcPr>
@@ -5424,7 +5638,11 @@
               <w:right w:w="160" w:type="dxa"/>
             </w:tcMar>
           </w:tcPr>
-          <w:p/>
+          <w:p>
+            <w:r>
+              <w:t>Student</w:t>
+            </w:r>
+          </w:p>
         </w:tc>
         <w:tc>
           <w:tcPr>
@@ -5447,6 +5665,9 @@
             <w:pPr>
               <w:jc w:val="center"/>
             </w:pPr>
+            <w:r>
+              <w:t>BVA</w:t>
+            </w:r>
           </w:p>
         </w:tc>
         <w:tc>
@@ -5466,7 +5687,19 @@
               <w:right w:w="160" w:type="dxa"/>
             </w:tcMar>
           </w:tcPr>
-          <w:p/>
+          <w:p>
+            <w:r>
+              <w:t xml:space="preserve">Going to claim is </w:t>
+            </w:r>
+            <w:proofErr w:type="gramStart"/>
+            <w:r>
+              <w:t>requires</w:t>
+            </w:r>
+            <w:proofErr w:type="gramEnd"/>
+            <w:r>
+              <w:t>, but uncertain meaning some trips might be a waste</w:t>
+            </w:r>
+          </w:p>
         </w:tc>
       </w:tr>
       <w:tr>
@@ -5487,7 +5720,11 @@
               <w:right w:w="160" w:type="dxa"/>
             </w:tcMar>
           </w:tcPr>
-          <w:p/>
+          <w:p>
+            <w:r>
+              <w:t>Claim item</w:t>
+            </w:r>
+          </w:p>
         </w:tc>
         <w:tc>
           <w:tcPr>
@@ -5506,7 +5743,11 @@
               <w:right w:w="160" w:type="dxa"/>
             </w:tcMar>
           </w:tcPr>
-          <w:p/>
+          <w:p>
+            <w:r>
+              <w:t>Student</w:t>
+            </w:r>
+          </w:p>
         </w:tc>
         <w:tc>
           <w:tcPr>
@@ -5529,6 +5770,9 @@
             <w:pPr>
               <w:jc w:val="center"/>
             </w:pPr>
+            <w:r>
+              <w:t>VA</w:t>
+            </w:r>
           </w:p>
         </w:tc>
         <w:tc>
@@ -5548,7 +5792,11 @@
               <w:right w:w="160" w:type="dxa"/>
             </w:tcMar>
           </w:tcPr>
-          <w:p/>
+          <w:p>
+            <w:r>
+              <w:t>Actual outcome both sides want</w:t>
+            </w:r>
+          </w:p>
         </w:tc>
       </w:tr>
       <w:tr>
@@ -5569,7 +5817,16 @@
               <w:right w:w="160" w:type="dxa"/>
             </w:tcMar>
           </w:tcPr>
-          <w:p/>
+          <w:p>
+            <w:proofErr w:type="gramStart"/>
+            <w:r>
+              <w:t>Find</w:t>
+            </w:r>
+            <w:proofErr w:type="gramEnd"/>
+            <w:r>
+              <w:t xml:space="preserve"> items already gone</w:t>
+            </w:r>
+          </w:p>
         </w:tc>
         <w:tc>
           <w:tcPr>
@@ -5588,7 +5845,11 @@
               <w:right w:w="160" w:type="dxa"/>
             </w:tcMar>
           </w:tcPr>
-          <w:p/>
+          <w:p>
+            <w:r>
+              <w:t>Student</w:t>
+            </w:r>
+          </w:p>
         </w:tc>
         <w:tc>
           <w:tcPr>
@@ -5611,6 +5872,9 @@
             <w:pPr>
               <w:jc w:val="center"/>
             </w:pPr>
+            <w:r>
+              <w:t>NVA</w:t>
+            </w:r>
           </w:p>
         </w:tc>
         <w:tc>
@@ -5630,7 +5894,27 @@
               <w:right w:w="160" w:type="dxa"/>
             </w:tcMar>
           </w:tcPr>
-          <w:p/>
+          <w:p>
+            <w:r>
+              <w:t xml:space="preserve">Waste of time, traveled for nothing </w:t>
+            </w:r>
+            <w:proofErr w:type="gramStart"/>
+            <w:r>
+              <w:t>cause</w:t>
+            </w:r>
+            <w:proofErr w:type="gramEnd"/>
+            <w:r>
+              <w:t xml:space="preserve"> there was no update if there </w:t>
+            </w:r>
+            <w:proofErr w:type="gramStart"/>
+            <w:r>
+              <w:t>was</w:t>
+            </w:r>
+            <w:proofErr w:type="gramEnd"/>
+            <w:r>
+              <w:t xml:space="preserve"> more items left or not </w:t>
+            </w:r>
+          </w:p>
         </w:tc>
       </w:tr>
     </w:tbl>
@@ -5707,7 +5991,7 @@
         <w:tblLook w:val="04A0" w:firstRow="1" w:lastRow="0" w:firstColumn="1" w:lastColumn="0" w:noHBand="0" w:noVBand="1"/>
       </w:tblPr>
       <w:tblGrid>
-        <w:gridCol w:w="9360"/>
+        <w:gridCol w:w="9736"/>
       </w:tblGrid>
       <w:tr>
         <w:tc>
@@ -5729,59 +6013,64 @@
           </w:tcPr>
           <w:p>
             <w:pPr>
-              <w:spacing w:after="60"/>
               <w:jc w:val="center"/>
             </w:pPr>
-            <w:proofErr w:type="gramStart"/>
             <w:r>
               <w:rPr>
                 <w:b/>
                 <w:bCs/>
+                <w:noProof/>
                 <w:color w:val="666666"/>
               </w:rPr>
-              <w:t>[ Insert</w:t>
-            </w:r>
-            <w:proofErr w:type="gramEnd"/>
-            <w:r>
-              <w:rPr>
-                <w:b/>
-                <w:bCs/>
-                <w:color w:val="666666"/>
-              </w:rPr>
-              <w:t xml:space="preserve"> to-be BPMN diagram </w:t>
-            </w:r>
-            <w:proofErr w:type="gramStart"/>
-            <w:r>
-              <w:rPr>
-                <w:b/>
-                <w:bCs/>
-                <w:color w:val="666666"/>
-              </w:rPr>
-              <w:t>here ]</w:t>
-            </w:r>
-            <w:proofErr w:type="gramEnd"/>
-          </w:p>
-          <w:p>
-            <w:pPr>
-              <w:jc w:val="center"/>
-            </w:pPr>
-            <w:proofErr w:type="gramStart"/>
-            <w:r>
-              <w:rPr>
-                <w:color w:val="666666"/>
-                <w:sz w:val="18"/>
-                <w:szCs w:val="18"/>
-              </w:rPr>
-              <w:t>Include System lane</w:t>
-            </w:r>
-            <w:proofErr w:type="gramEnd"/>
-            <w:r>
-              <w:rPr>
-                <w:color w:val="666666"/>
-                <w:sz w:val="18"/>
-                <w:szCs w:val="18"/>
-              </w:rPr>
-              <w:t>. Label all tasks (H) or (S). Show happy path and at least one exception.</w:t>
+              <w:lastRenderedPageBreak/>
+              <w:drawing>
+                <wp:inline distT="0" distB="0" distL="0" distR="0" wp14:anchorId="1BEEEE2E" wp14:editId="4B3E14E4">
+                  <wp:extent cx="5928360" cy="2286000"/>
+                  <wp:effectExtent l="0" t="0" r="0" b="0"/>
+                  <wp:docPr id="287387394" name="Picture 2"/>
+                  <wp:cNvGraphicFramePr>
+                    <a:graphicFrameLocks xmlns:a="http://schemas.openxmlformats.org/drawingml/2006/main" noChangeAspect="1"/>
+                  </wp:cNvGraphicFramePr>
+                  <a:graphic xmlns:a="http://schemas.openxmlformats.org/drawingml/2006/main">
+                    <a:graphicData uri="http://schemas.openxmlformats.org/drawingml/2006/picture">
+                      <pic:pic xmlns:pic="http://schemas.openxmlformats.org/drawingml/2006/picture">
+                        <pic:nvPicPr>
+                          <pic:cNvPr id="0" name="Picture 2"/>
+                          <pic:cNvPicPr>
+                            <a:picLocks noChangeAspect="1" noChangeArrowheads="1"/>
+                          </pic:cNvPicPr>
+                        </pic:nvPicPr>
+                        <pic:blipFill>
+                          <a:blip r:embed="rId8" cstate="print">
+                            <a:extLst>
+                              <a:ext uri="{28A0092B-C50C-407E-A947-70E740481C1C}">
+                                <a14:useLocalDpi xmlns:a14="http://schemas.microsoft.com/office/drawing/2010/main" val="0"/>
+                              </a:ext>
+                            </a:extLst>
+                          </a:blip>
+                          <a:srcRect/>
+                          <a:stretch>
+                            <a:fillRect/>
+                          </a:stretch>
+                        </pic:blipFill>
+                        <pic:spPr bwMode="auto">
+                          <a:xfrm>
+                            <a:off x="0" y="0"/>
+                            <a:ext cx="5928360" cy="2286000"/>
+                          </a:xfrm>
+                          <a:prstGeom prst="rect">
+                            <a:avLst/>
+                          </a:prstGeom>
+                          <a:noFill/>
+                          <a:ln>
+                            <a:noFill/>
+                          </a:ln>
+                        </pic:spPr>
+                      </pic:pic>
+                    </a:graphicData>
+                  </a:graphic>
+                </wp:inline>
+              </w:drawing>
             </w:r>
           </w:p>
         </w:tc>
@@ -5796,7 +6085,6 @@
         <w:rPr>
           <w:color w:val="B06D0A"/>
         </w:rPr>
-        <w:lastRenderedPageBreak/>
         <w:t>C4</w:t>
       </w:r>
       <w:r>
@@ -5973,7 +6261,11 @@
               <w:right w:w="160" w:type="dxa"/>
             </w:tcMar>
           </w:tcPr>
-          <w:p/>
+          <w:p>
+            <w:r>
+              <w:t xml:space="preserve">Fragmented channels, replaced with a single in app posting form </w:t>
+            </w:r>
+          </w:p>
         </w:tc>
         <w:tc>
           <w:tcPr>
@@ -5992,7 +6284,11 @@
               <w:right w:w="160" w:type="dxa"/>
             </w:tcMar>
           </w:tcPr>
-          <w:p/>
+          <w:p>
+            <w:r>
+              <w:t>Eliminates the effort for orgs, creates one place for students to check, without this no notification or analytics is possible</w:t>
+            </w:r>
+          </w:p>
         </w:tc>
         <w:tc>
           <w:tcPr>
@@ -6011,7 +6307,11 @@
               <w:right w:w="160" w:type="dxa"/>
             </w:tcMar>
           </w:tcPr>
-          <w:p/>
+          <w:p>
+            <w:r>
+              <w:t>US-02, US-07</w:t>
+            </w:r>
+          </w:p>
         </w:tc>
       </w:tr>
       <w:tr>
@@ -6032,7 +6332,11 @@
               <w:right w:w="160" w:type="dxa"/>
             </w:tcMar>
           </w:tcPr>
-          <w:p/>
+          <w:p>
+            <w:r>
+              <w:t>Manuel flyer distribution removed</w:t>
+            </w:r>
+          </w:p>
         </w:tc>
         <w:tc>
           <w:tcPr>
@@ -6051,7 +6355,19 @@
               <w:right w:w="160" w:type="dxa"/>
             </w:tcMar>
           </w:tcPr>
-          <w:p/>
+          <w:p>
+            <w:r>
+              <w:t xml:space="preserve">Biggest NVA system conversion, orgs no longer </w:t>
+            </w:r>
+            <w:proofErr w:type="gramStart"/>
+            <w:r>
+              <w:t>have to</w:t>
+            </w:r>
+            <w:proofErr w:type="gramEnd"/>
+            <w:r>
+              <w:t xml:space="preserve"> go put up flyers, the system reaches the students instantly</w:t>
+            </w:r>
+          </w:p>
         </w:tc>
         <w:tc>
           <w:tcPr>
@@ -6070,7 +6386,11 @@
               <w:right w:w="160" w:type="dxa"/>
             </w:tcMar>
           </w:tcPr>
-          <w:p/>
+          <w:p>
+            <w:r>
+              <w:t>US-05, US-09</w:t>
+            </w:r>
+          </w:p>
         </w:tc>
       </w:tr>
       <w:tr>
@@ -6091,7 +6411,11 @@
               <w:right w:w="160" w:type="dxa"/>
             </w:tcMar>
           </w:tcPr>
-          <w:p/>
+          <w:p>
+            <w:r>
+              <w:t>Admin approval added before posts go online</w:t>
+            </w:r>
+          </w:p>
         </w:tc>
         <w:tc>
           <w:tcPr>
@@ -6110,7 +6434,11 @@
               <w:right w:w="160" w:type="dxa"/>
             </w:tcMar>
           </w:tcPr>
-          <w:p/>
+          <w:p>
+            <w:r>
+              <w:t xml:space="preserve">Adds one BVA step the as-is lacked, but it is the defense against fake or inappropriate posts. </w:t>
+            </w:r>
+          </w:p>
         </w:tc>
         <w:tc>
           <w:tcPr>
@@ -6129,7 +6457,11 @@
               <w:right w:w="160" w:type="dxa"/>
             </w:tcMar>
           </w:tcPr>
-          <w:p/>
+          <w:p>
+            <w:r>
+              <w:t>US-04, US-14</w:t>
+            </w:r>
+          </w:p>
         </w:tc>
       </w:tr>
       <w:tr>
@@ -6150,7 +6482,11 @@
               <w:right w:w="160" w:type="dxa"/>
             </w:tcMar>
           </w:tcPr>
-          <w:p/>
+          <w:p>
+            <w:r>
+              <w:t xml:space="preserve">Org verification gate before posting </w:t>
+            </w:r>
+          </w:p>
         </w:tc>
         <w:tc>
           <w:tcPr>
@@ -6169,7 +6505,11 @@
               <w:right w:w="160" w:type="dxa"/>
             </w:tcMar>
           </w:tcPr>
-          <w:p/>
+          <w:p>
+            <w:r>
+              <w:t>Prevents impersonation, only verified orgs can post</w:t>
+            </w:r>
+          </w:p>
         </w:tc>
         <w:tc>
           <w:tcPr>
@@ -6188,7 +6528,11 @@
               <w:right w:w="160" w:type="dxa"/>
             </w:tcMar>
           </w:tcPr>
-          <w:p/>
+          <w:p>
+            <w:r>
+              <w:t>US-04</w:t>
+            </w:r>
+          </w:p>
         </w:tc>
       </w:tr>
       <w:tr>
@@ -6209,7 +6553,28 @@
               <w:right w:w="160" w:type="dxa"/>
             </w:tcMar>
           </w:tcPr>
-          <w:p/>
+          <w:p>
+            <w:r>
+              <w:lastRenderedPageBreak/>
+              <w:t xml:space="preserve">Listing auto </w:t>
+            </w:r>
+            <w:proofErr w:type="gramStart"/>
+            <w:r>
+              <w:t>expire</w:t>
+            </w:r>
+            <w:proofErr w:type="gramEnd"/>
+            <w:r>
+              <w:t xml:space="preserve"> via </w:t>
+            </w:r>
+            <w:proofErr w:type="spellStart"/>
+            <w:r>
+              <w:t>ends_at</w:t>
+            </w:r>
+            <w:proofErr w:type="spellEnd"/>
+            <w:r>
+              <w:t xml:space="preserve"> attribute</w:t>
+            </w:r>
+          </w:p>
         </w:tc>
         <w:tc>
           <w:tcPr>
@@ -6228,7 +6593,11 @@
               <w:right w:w="160" w:type="dxa"/>
             </w:tcMar>
           </w:tcPr>
-          <w:p/>
+          <w:p>
+            <w:r>
+              <w:t>Stops the stale flyer problem where old flyers stay up and can be misleading</w:t>
+            </w:r>
+          </w:p>
         </w:tc>
         <w:tc>
           <w:tcPr>
@@ -6247,7 +6616,11 @@
               <w:right w:w="160" w:type="dxa"/>
             </w:tcMar>
           </w:tcPr>
-          <w:p/>
+          <w:p>
+            <w:r>
+              <w:t>US-01, US-11</w:t>
+            </w:r>
+          </w:p>
         </w:tc>
       </w:tr>
       <w:tr>
@@ -6268,7 +6641,11 @@
               <w:right w:w="160" w:type="dxa"/>
             </w:tcMar>
           </w:tcPr>
-          <w:p/>
+          <w:p>
+            <w:r>
+              <w:t>Saved listings lets students save or bookmark for later</w:t>
+            </w:r>
+          </w:p>
         </w:tc>
         <w:tc>
           <w:tcPr>
@@ -6287,7 +6664,19 @@
               <w:right w:w="160" w:type="dxa"/>
             </w:tcMar>
           </w:tcPr>
-          <w:p/>
+          <w:p>
+            <w:r>
+              <w:t>Replaces the “</w:t>
+            </w:r>
+            <w:proofErr w:type="spellStart"/>
+            <w:r>
+              <w:t>Ill</w:t>
+            </w:r>
+            <w:proofErr w:type="spellEnd"/>
+            <w:r>
+              <w:t xml:space="preserve"> try to remember aspect” and notify students and feeds engagement </w:t>
+            </w:r>
+          </w:p>
         </w:tc>
         <w:tc>
           <w:tcPr>
@@ -6306,7 +6695,11 @@
               <w:right w:w="160" w:type="dxa"/>
             </w:tcMar>
           </w:tcPr>
-          <w:p/>
+          <w:p>
+            <w:r>
+              <w:t>US-13</w:t>
+            </w:r>
+          </w:p>
         </w:tc>
       </w:tr>
       <w:tr>
@@ -6327,7 +6720,11 @@
               <w:right w:w="160" w:type="dxa"/>
             </w:tcMar>
           </w:tcPr>
-          <w:p/>
+          <w:p>
+            <w:r>
+              <w:t xml:space="preserve">Interaction events captured for every save, view or open </w:t>
+            </w:r>
+          </w:p>
         </w:tc>
         <w:tc>
           <w:tcPr>
@@ -6346,7 +6743,11 @@
               <w:right w:w="160" w:type="dxa"/>
             </w:tcMar>
           </w:tcPr>
-          <w:p/>
+          <w:p>
+            <w:r>
+              <w:t xml:space="preserve">Makes tracking and reporting a lot easier and possible, would be more guess work in the as-is </w:t>
+            </w:r>
+          </w:p>
         </w:tc>
         <w:tc>
           <w:tcPr>
@@ -6365,7 +6766,11 @@
               <w:right w:w="160" w:type="dxa"/>
             </w:tcMar>
           </w:tcPr>
-          <w:p/>
+          <w:p>
+            <w:r>
+              <w:t>US-08, US-15</w:t>
+            </w:r>
+          </w:p>
         </w:tc>
       </w:tr>
     </w:tbl>
@@ -8603,9 +9008,9 @@
     </w:tbl>
     <w:p/>
     <w:sectPr>
-      <w:headerReference w:type="default" r:id="rId7"/>
-      <w:footerReference w:type="even" r:id="rId8"/>
-      <w:footerReference w:type="default" r:id="rId9"/>
+      <w:headerReference w:type="default" r:id="rId9"/>
+      <w:footerReference w:type="even" r:id="rId10"/>
+      <w:footerReference w:type="default" r:id="rId11"/>
       <w:pgSz w:w="12240" w:h="15840"/>
       <w:pgMar w:top="1440" w:right="1440" w:bottom="1440" w:left="1440" w:header="708" w:footer="708" w:gutter="0"/>
       <w:cols w:space="720"/>
@@ -8647,11 +9052,6 @@
         <w:docPartUnique/>
       </w:docPartObj>
     </w:sdtPr>
-    <w:sdtEndPr>
-      <w:rPr>
-        <w:rStyle w:val="PageNumber"/>
-      </w:rPr>
-    </w:sdtEndPr>
     <w:sdtContent>
       <w:p>
         <w:pPr>
@@ -8710,11 +9110,6 @@
         <w:docPartUnique/>
       </w:docPartObj>
     </w:sdtPr>
-    <w:sdtEndPr>
-      <w:rPr>
-        <w:rStyle w:val="PageNumber"/>
-      </w:rPr>
-    </w:sdtEndPr>
     <w:sdtContent>
       <w:p>
         <w:pPr>
@@ -8907,6 +9302,118 @@
     </w:lvl>
   </w:abstractNum>
   <w:abstractNum w:abstractNumId="1" w15:restartNumberingAfterBreak="0">
+    <w:nsid w:val="217368C8"/>
+    <w:multiLevelType w:val="hybridMultilevel"/>
+    <w:tmpl w:val="173A931E"/>
+    <w:lvl w:ilvl="0" w:tplc="55AE85A2">
+      <w:numFmt w:val="bullet"/>
+      <w:lvlText w:val="-"/>
+      <w:lvlJc w:val="left"/>
+      <w:pPr>
+        <w:ind w:left="720" w:hanging="360"/>
+      </w:pPr>
+      <w:rPr>
+        <w:rFonts w:ascii="Arial" w:eastAsia="Arial" w:hAnsi="Arial" w:cs="Arial" w:hint="default"/>
+      </w:rPr>
+    </w:lvl>
+    <w:lvl w:ilvl="1" w:tplc="04090003" w:tentative="1">
+      <w:start w:val="1"/>
+      <w:numFmt w:val="bullet"/>
+      <w:lvlText w:val="o"/>
+      <w:lvlJc w:val="left"/>
+      <w:pPr>
+        <w:ind w:left="1440" w:hanging="360"/>
+      </w:pPr>
+      <w:rPr>
+        <w:rFonts w:ascii="Courier New" w:hAnsi="Courier New" w:cs="Courier New" w:hint="default"/>
+      </w:rPr>
+    </w:lvl>
+    <w:lvl w:ilvl="2" w:tplc="04090005" w:tentative="1">
+      <w:start w:val="1"/>
+      <w:numFmt w:val="bullet"/>
+      <w:lvlText w:val=""/>
+      <w:lvlJc w:val="left"/>
+      <w:pPr>
+        <w:ind w:left="2160" w:hanging="360"/>
+      </w:pPr>
+      <w:rPr>
+        <w:rFonts w:ascii="Wingdings" w:hAnsi="Wingdings" w:hint="default"/>
+      </w:rPr>
+    </w:lvl>
+    <w:lvl w:ilvl="3" w:tplc="04090001" w:tentative="1">
+      <w:start w:val="1"/>
+      <w:numFmt w:val="bullet"/>
+      <w:lvlText w:val=""/>
+      <w:lvlJc w:val="left"/>
+      <w:pPr>
+        <w:ind w:left="2880" w:hanging="360"/>
+      </w:pPr>
+      <w:rPr>
+        <w:rFonts w:ascii="Symbol" w:hAnsi="Symbol" w:hint="default"/>
+      </w:rPr>
+    </w:lvl>
+    <w:lvl w:ilvl="4" w:tplc="04090003" w:tentative="1">
+      <w:start w:val="1"/>
+      <w:numFmt w:val="bullet"/>
+      <w:lvlText w:val="o"/>
+      <w:lvlJc w:val="left"/>
+      <w:pPr>
+        <w:ind w:left="3600" w:hanging="360"/>
+      </w:pPr>
+      <w:rPr>
+        <w:rFonts w:ascii="Courier New" w:hAnsi="Courier New" w:cs="Courier New" w:hint="default"/>
+      </w:rPr>
+    </w:lvl>
+    <w:lvl w:ilvl="5" w:tplc="04090005" w:tentative="1">
+      <w:start w:val="1"/>
+      <w:numFmt w:val="bullet"/>
+      <w:lvlText w:val=""/>
+      <w:lvlJc w:val="left"/>
+      <w:pPr>
+        <w:ind w:left="4320" w:hanging="360"/>
+      </w:pPr>
+      <w:rPr>
+        <w:rFonts w:ascii="Wingdings" w:hAnsi="Wingdings" w:hint="default"/>
+      </w:rPr>
+    </w:lvl>
+    <w:lvl w:ilvl="6" w:tplc="04090001" w:tentative="1">
+      <w:start w:val="1"/>
+      <w:numFmt w:val="bullet"/>
+      <w:lvlText w:val=""/>
+      <w:lvlJc w:val="left"/>
+      <w:pPr>
+        <w:ind w:left="5040" w:hanging="360"/>
+      </w:pPr>
+      <w:rPr>
+        <w:rFonts w:ascii="Symbol" w:hAnsi="Symbol" w:hint="default"/>
+      </w:rPr>
+    </w:lvl>
+    <w:lvl w:ilvl="7" w:tplc="04090003" w:tentative="1">
+      <w:start w:val="1"/>
+      <w:numFmt w:val="bullet"/>
+      <w:lvlText w:val="o"/>
+      <w:lvlJc w:val="left"/>
+      <w:pPr>
+        <w:ind w:left="5760" w:hanging="360"/>
+      </w:pPr>
+      <w:rPr>
+        <w:rFonts w:ascii="Courier New" w:hAnsi="Courier New" w:cs="Courier New" w:hint="default"/>
+      </w:rPr>
+    </w:lvl>
+    <w:lvl w:ilvl="8" w:tplc="04090005" w:tentative="1">
+      <w:start w:val="1"/>
+      <w:numFmt w:val="bullet"/>
+      <w:lvlText w:val=""/>
+      <w:lvlJc w:val="left"/>
+      <w:pPr>
+        <w:ind w:left="6480" w:hanging="360"/>
+      </w:pPr>
+      <w:rPr>
+        <w:rFonts w:ascii="Wingdings" w:hAnsi="Wingdings" w:hint="default"/>
+      </w:rPr>
+    </w:lvl>
+  </w:abstractNum>
+  <w:abstractNum w:abstractNumId="2" w15:restartNumberingAfterBreak="0">
     <w:nsid w:val="62A77845"/>
     <w:multiLevelType w:val="hybridMultilevel"/>
     <w:tmpl w:val="7A72D9BE"/>
@@ -8992,7 +9499,7 @@
       </w:pPr>
     </w:lvl>
   </w:abstractNum>
-  <w:abstractNum w:abstractNumId="2" w15:restartNumberingAfterBreak="0">
+  <w:abstractNum w:abstractNumId="3" w15:restartNumberingAfterBreak="0">
     <w:nsid w:val="65567006"/>
     <w:multiLevelType w:val="hybridMultilevel"/>
     <w:tmpl w:val="C0F031E2"/>
@@ -9046,7 +9553,7 @@
       <w:lvlJc w:val="left"/>
     </w:lvl>
   </w:abstractNum>
-  <w:abstractNum w:abstractNumId="3" w15:restartNumberingAfterBreak="0">
+  <w:abstractNum w:abstractNumId="4" w15:restartNumberingAfterBreak="0">
     <w:nsid w:val="729937D6"/>
     <w:multiLevelType w:val="hybridMultilevel"/>
     <w:tmpl w:val="79C61E76"/>
@@ -9101,10 +9608,13 @@
     </w:lvl>
   </w:abstractNum>
   <w:num w:numId="1" w16cid:durableId="1511220268">
-    <w:abstractNumId w:val="1"/>
+    <w:abstractNumId w:val="2"/>
     <w:lvlOverride w:ilvl="0">
       <w:startOverride w:val="1"/>
     </w:lvlOverride>
+  </w:num>
+  <w:num w:numId="2" w16cid:durableId="631446864">
+    <w:abstractNumId w:val="1"/>
   </w:num>
 </w:numbering>
 </file>
